--- a/LabWorks_2026/Лабораторная работа №4.docx
+++ b/LabWorks_2026/Лабораторная работа №4.docx
@@ -66,39 +66,7 @@
         </w:rPr>
       </w:pPr>
       <w:r>
-        <w:t>Гагарина, Л. Г. Технология разработки программного обеспечения : учебное пособие / Л.Г. Гагарина, Е.В. Кокорева, Б.Д. Сидорова-</w:t>
-      </w:r>
-      <w:proofErr w:type="spellStart"/>
-      <w:r>
-        <w:t>Виснадул</w:t>
-      </w:r>
-      <w:proofErr w:type="spellEnd"/>
-      <w:r>
-        <w:t xml:space="preserve"> ; под ред. Л.Г. Гагариной. — </w:t>
-      </w:r>
-      <w:proofErr w:type="gramStart"/>
-      <w:r>
-        <w:t>Москва :</w:t>
-      </w:r>
-      <w:proofErr w:type="gramEnd"/>
-      <w:r>
-        <w:t xml:space="preserve"> </w:t>
-      </w:r>
-      <w:proofErr w:type="gramStart"/>
-      <w:r>
-        <w:t>ФОРУМ :</w:t>
-      </w:r>
-      <w:proofErr w:type="gramEnd"/>
-      <w:r>
-        <w:t xml:space="preserve"> ИНФРА-М, 2025. — 400 с. — (Среднее профессиональное образование). - ISBN 978-5-8199-0812-9. - </w:t>
-      </w:r>
-      <w:proofErr w:type="gramStart"/>
-      <w:r>
-        <w:t>Текст :</w:t>
-      </w:r>
-      <w:proofErr w:type="gramEnd"/>
-      <w:r>
-        <w:t xml:space="preserve"> электронный. - URL: </w:t>
+        <w:t xml:space="preserve">Гагарина, Л. Г. Технология разработки программного обеспечения : учебное пособие / Л.Г. Гагарина, Е.В. Кокорева, Б.Д. Сидорова-Виснадул ; под ред. Л.Г. Гагариной. — Москва : ФОРУМ : ИНФРА-М, 2025. — 400 с. — (Среднее профессиональное образование). - ISBN 978-5-8199-0812-9. - Текст : электронный. - URL: </w:t>
       </w:r>
       <w:hyperlink r:id="rId5" w:history="1">
         <w:r>
@@ -228,7 +196,13 @@
         </w:numPr>
       </w:pPr>
       <w:r>
-        <w:t>Разработать набор тестов методом черного ящика для данного приложения (не менее 10 тестов).</w:t>
+        <w:t>Разработать набор</w:t>
+      </w:r>
+      <w:r>
+        <w:t xml:space="preserve"> функциональных</w:t>
+      </w:r>
+      <w:r>
+        <w:t xml:space="preserve"> тестов методом черного ящика для данного приложения (не менее 10 тестов).</w:t>
       </w:r>
     </w:p>
     <w:p/>
@@ -381,6 +355,24 @@
     </w:tbl>
     <w:p/>
     <w:p>
+      <w:r>
+        <w:t>При описании тестов используйте конкретные данные</w:t>
+      </w:r>
+      <w:r>
+        <w:t xml:space="preserve"> и четкие пошаговые формулировки</w:t>
+      </w:r>
+      <w:r>
+        <w:t>, избегайте а</w:t>
+      </w:r>
+      <w:r>
+        <w:t xml:space="preserve">бстрактных и </w:t>
+      </w:r>
+      <w:r>
+        <w:t>общих фраз. При описании используйте деловой стиль речи. Пример оформления таблицы см. п.9</w:t>
+      </w:r>
+    </w:p>
+    <w:p/>
+    <w:p>
       <w:pPr>
         <w:pStyle w:val="2"/>
         <w:numPr>
@@ -425,15 +417,7 @@
         </w:numPr>
       </w:pPr>
       <w:r>
-        <w:t xml:space="preserve">Выполнить тестирование ПО п. </w:t>
-      </w:r>
-      <w:proofErr w:type="gramStart"/>
-      <w:r>
-        <w:t>5.1-5.3</w:t>
-      </w:r>
-      <w:proofErr w:type="gramEnd"/>
-      <w:r>
-        <w:t>;</w:t>
+        <w:t>Выполнить тестирование ПО п. 5.1-5.3;</w:t>
       </w:r>
     </w:p>
     <w:p>
@@ -469,6 +453,7 @@
         </w:numPr>
       </w:pPr>
       <w:r>
+        <w:lastRenderedPageBreak/>
         <w:t>Содержание отчета</w:t>
       </w:r>
     </w:p>
@@ -517,7 +502,6 @@
         </w:numPr>
       </w:pPr>
       <w:r>
-        <w:lastRenderedPageBreak/>
         <w:t>Ответы на контрольные вопросы п. 6.3;</w:t>
       </w:r>
     </w:p>
@@ -581,7 +565,68 @@
         <w:t>Какие типы ошибок чаще всего обнаруживаются при тестировании черного ящика?</w:t>
       </w:r>
     </w:p>
-    <w:p/>
+    <w:p>
+      <w:pPr>
+        <w:pStyle w:val="1"/>
+        <w:ind w:firstLine="0"/>
+      </w:pPr>
+      <w:r>
+        <w:t>Приложение</w:t>
+      </w:r>
+    </w:p>
+    <w:p>
+      <w:pPr>
+        <w:pStyle w:val="2"/>
+      </w:pPr>
+      <w:r>
+        <w:t xml:space="preserve">Пример </w:t>
+      </w:r>
+      <w:r>
+        <w:t>оформления таблицы тестов</w:t>
+      </w:r>
+    </w:p>
+    <w:p>
+      <w:pPr>
+        <w:ind w:firstLine="0"/>
+      </w:pPr>
+      <w:r>
+        <w:drawing>
+          <wp:inline distT="0" distB="0" distL="0" distR="0" wp14:anchorId="239E64AD" wp14:editId="31EA18C0">
+            <wp:extent cx="5940425" cy="5131435"/>
+            <wp:effectExtent l="0" t="0" r="3175" b="0"/>
+            <wp:docPr id="714316914" name="Рисунок 1"/>
+            <wp:cNvGraphicFramePr>
+              <a:graphicFrameLocks xmlns:a="http://schemas.openxmlformats.org/drawingml/2006/main" noChangeAspect="1"/>
+            </wp:cNvGraphicFramePr>
+            <a:graphic xmlns:a="http://schemas.openxmlformats.org/drawingml/2006/main">
+              <a:graphicData uri="http://schemas.openxmlformats.org/drawingml/2006/picture">
+                <pic:pic xmlns:pic="http://schemas.openxmlformats.org/drawingml/2006/picture">
+                  <pic:nvPicPr>
+                    <pic:cNvPr id="714316914" name=""/>
+                    <pic:cNvPicPr/>
+                  </pic:nvPicPr>
+                  <pic:blipFill>
+                    <a:blip r:embed="rId7"/>
+                    <a:stretch>
+                      <a:fillRect/>
+                    </a:stretch>
+                  </pic:blipFill>
+                  <pic:spPr>
+                    <a:xfrm>
+                      <a:off x="0" y="0"/>
+                      <a:ext cx="5940425" cy="5131435"/>
+                    </a:xfrm>
+                    <a:prstGeom prst="rect">
+                      <a:avLst/>
+                    </a:prstGeom>
+                  </pic:spPr>
+                </pic:pic>
+              </a:graphicData>
+            </a:graphic>
+          </wp:inline>
+        </w:drawing>
+      </w:r>
+    </w:p>
     <w:sectPr>
       <w:pgSz w:w="11906" w:h="16838"/>
       <w:pgMar w:top="1134" w:right="850" w:bottom="1134" w:left="1701" w:header="708" w:footer="708" w:gutter="0"/>
